--- a/复习资料/04_MATLAB基础语法入门.docx
+++ b/复习资料/04_MATLAB基础语法入门.docx
@@ -12,7 +12,7 @@
     </w:p>
     <w:p>
       <w:r>
-        <w:t xml:space="preserve">本讲按你的学习顺序，只使用数字、成绩和表格举例，不引入信号、系统和绘图。预计有效学习时间 3–4 小时，可以分段完成。配套文件为 </w:t>
+        <w:t xml:space="preserve">本讲先用数字、成绩和表格练代码，再把每个语法动作对应到后面的信号与系统题。预计有效学习时间 3–4 小时，可以分段完成。配套文件为 </w:t>
       </w:r>
       <w:r>
         <w:rPr>
@@ -29,6 +29,128 @@
     <w:p>
       <w:r>
         <w:t>第一轮重点：变量 → 向量与矩阵 → 下标 → 运算 → 条件 → 循环 → 函数。每节都先运行小例子，再独立做一道题。</w:t>
+      </w:r>
+    </w:p>
+    <w:p>
+      <w:pPr>
+        <w:pStyle w:val="Heading1"/>
+      </w:pPr>
+      <w:r>
+        <w:t>开始前先认识信号与系统题里的角色</w:t>
+      </w:r>
+    </w:p>
+    <w:p>
+      <w:r>
+        <w:t xml:space="preserve">信号可以理解为按顺序记录的一串数。声音信号的每个数对应一个时间点的空气振动；离散信号的每个数对应一个样点；图像则是按行列排列的数。后面代码中的 </w:t>
+      </w:r>
+      <w:r>
+        <w:rPr>
+          <w:rFonts w:ascii="Consolas" w:hAnsi="Consolas"/>
+          <w:sz w:val="20"/>
+          <w:rFonts w:ascii="Consolas" w:hAnsi="Consolas" w:eastAsia="Microsoft YaHei"/>
+        </w:rPr>
+        <w:t>x</w:t>
+      </w:r>
+      <w:r>
+        <w:t xml:space="preserve"> 常表示输入信号，</w:t>
+      </w:r>
+      <w:r>
+        <w:rPr>
+          <w:rFonts w:ascii="Consolas" w:hAnsi="Consolas"/>
+          <w:sz w:val="20"/>
+          <w:rFonts w:ascii="Consolas" w:hAnsi="Consolas" w:eastAsia="Microsoft YaHei"/>
+        </w:rPr>
+        <w:t>y</w:t>
+      </w:r>
+      <w:r>
+        <w:t xml:space="preserve"> 常表示系统输出，不是固定规则，但这是课程最常见的约定。</w:t>
+      </w:r>
+    </w:p>
+    <w:p>
+      <w:r>
+        <w:t xml:space="preserve">系统是把输入 </w:t>
+      </w:r>
+      <w:r>
+        <w:rPr>
+          <w:rFonts w:ascii="Consolas" w:hAnsi="Consolas"/>
+          <w:sz w:val="20"/>
+          <w:rFonts w:ascii="Consolas" w:hAnsi="Consolas" w:eastAsia="Microsoft YaHei"/>
+        </w:rPr>
+        <w:t>x</w:t>
+      </w:r>
+      <w:r>
+        <w:t xml:space="preserve"> 变成输出 </w:t>
+      </w:r>
+      <w:r>
+        <w:rPr>
+          <w:rFonts w:ascii="Consolas" w:hAnsi="Consolas"/>
+          <w:sz w:val="20"/>
+          <w:rFonts w:ascii="Consolas" w:hAnsi="Consolas" w:eastAsia="Microsoft YaHei"/>
+        </w:rPr>
+        <w:t>y</w:t>
+      </w:r>
+      <w:r>
+        <w:t xml:space="preserve"> 的规则，例如滤波器会削弱某些频率成分。做题时先分清题目给的是输入、系统还是要求的输出：先生成 </w:t>
+      </w:r>
+      <w:r>
+        <w:rPr>
+          <w:rFonts w:ascii="Consolas" w:hAnsi="Consolas"/>
+          <w:sz w:val="20"/>
+          <w:rFonts w:ascii="Consolas" w:hAnsi="Consolas" w:eastAsia="Microsoft YaHei"/>
+        </w:rPr>
+        <w:t>x</w:t>
+      </w:r>
+      <w:r>
+        <w:t xml:space="preserve">，再把系统写成系数或传递函数，最后求 </w:t>
+      </w:r>
+      <w:r>
+        <w:rPr>
+          <w:rFonts w:ascii="Consolas" w:hAnsi="Consolas"/>
+          <w:sz w:val="20"/>
+          <w:rFonts w:ascii="Consolas" w:hAnsi="Consolas" w:eastAsia="Microsoft YaHei"/>
+        </w:rPr>
+        <w:t>y</w:t>
+      </w:r>
+      <w:r>
+        <w:t xml:space="preserve"> 并画图。</w:t>
+      </w:r>
+    </w:p>
+    <w:p>
+      <w:r>
+        <w:t xml:space="preserve">本讲的数组语法就是信号题的基础：向量会存放一段时间内的 </w:t>
+      </w:r>
+      <w:r>
+        <w:rPr>
+          <w:rFonts w:ascii="Consolas" w:hAnsi="Consolas"/>
+          <w:sz w:val="20"/>
+          <w:rFonts w:ascii="Consolas" w:hAnsi="Consolas" w:eastAsia="Microsoft YaHei"/>
+        </w:rPr>
+        <w:t>t</w:t>
+      </w:r>
+      <w:r>
+        <w:t xml:space="preserve">、样点序号 </w:t>
+      </w:r>
+      <w:r>
+        <w:rPr>
+          <w:rFonts w:ascii="Consolas" w:hAnsi="Consolas"/>
+          <w:sz w:val="20"/>
+          <w:rFonts w:ascii="Consolas" w:hAnsi="Consolas" w:eastAsia="Microsoft YaHei"/>
+        </w:rPr>
+        <w:t>n</w:t>
+      </w:r>
+      <w:r>
+        <w:t xml:space="preserve"> 或信号值 </w:t>
+      </w:r>
+      <w:r>
+        <w:rPr>
+          <w:rFonts w:ascii="Consolas" w:hAnsi="Consolas"/>
+          <w:sz w:val="20"/>
+          <w:rFonts w:ascii="Consolas" w:hAnsi="Consolas" w:eastAsia="Microsoft YaHei"/>
+        </w:rPr>
+        <w:t>x</w:t>
+      </w:r>
+      <w:r>
+        <w:t>；下标会取某个样点；点运算会按每个时刻计算信号公式。现在的商品例子只是为了把代码本身学清楚，后面会换成信号。</w:t>
       </w:r>
     </w:p>
     <w:p>
@@ -527,6 +649,99 @@
       </w:r>
       <w:r>
         <w:t>。</w:t>
+      </w:r>
+    </w:p>
+    <w:p>
+      <w:r>
+        <w:t xml:space="preserve">信号题中常写 </w:t>
+      </w:r>
+      <w:r>
+        <w:rPr>
+          <w:rFonts w:ascii="Consolas" w:hAnsi="Consolas"/>
+          <w:sz w:val="20"/>
+          <w:rFonts w:ascii="Consolas" w:hAnsi="Consolas" w:eastAsia="Microsoft YaHei"/>
+        </w:rPr>
+        <w:t>t=0:1/fs:1</w:t>
+      </w:r>
+      <w:r>
+        <w:t>。这也是同一条冒号规则：</w:t>
+      </w:r>
+      <w:r>
+        <w:rPr>
+          <w:rFonts w:ascii="Consolas" w:hAnsi="Consolas"/>
+          <w:sz w:val="20"/>
+          <w:rFonts w:ascii="Consolas" w:hAnsi="Consolas" w:eastAsia="Microsoft YaHei"/>
+        </w:rPr>
+        <w:t>t</w:t>
+      </w:r>
+      <w:r>
+        <w:t xml:space="preserve"> 是时间轴，</w:t>
+      </w:r>
+      <w:r>
+        <w:rPr>
+          <w:rFonts w:ascii="Consolas" w:hAnsi="Consolas"/>
+          <w:sz w:val="20"/>
+          <w:rFonts w:ascii="Consolas" w:hAnsi="Consolas" w:eastAsia="Microsoft YaHei"/>
+        </w:rPr>
+        <w:t>fs</w:t>
+      </w:r>
+      <w:r>
+        <w:t xml:space="preserve"> 是每秒采样次数，</w:t>
+      </w:r>
+      <w:r>
+        <w:rPr>
+          <w:rFonts w:ascii="Consolas" w:hAnsi="Consolas"/>
+          <w:sz w:val="20"/>
+          <w:rFonts w:ascii="Consolas" w:hAnsi="Consolas" w:eastAsia="Microsoft YaHei"/>
+        </w:rPr>
+        <w:t>1/fs</w:t>
+      </w:r>
+      <w:r>
+        <w:t xml:space="preserve"> 是相邻两个样点之间的时间间隔。写 </w:t>
+      </w:r>
+      <w:r>
+        <w:rPr>
+          <w:rFonts w:ascii="Consolas" w:hAnsi="Consolas"/>
+          <w:sz w:val="20"/>
+          <w:rFonts w:ascii="Consolas" w:hAnsi="Consolas" w:eastAsia="Microsoft YaHei"/>
+        </w:rPr>
+        <w:t>n=0:20</w:t>
+      </w:r>
+      <w:r>
+        <w:t xml:space="preserve"> 时，</w:t>
+      </w:r>
+      <w:r>
+        <w:rPr>
+          <w:rFonts w:ascii="Consolas" w:hAnsi="Consolas"/>
+          <w:sz w:val="20"/>
+          <w:rFonts w:ascii="Consolas" w:hAnsi="Consolas" w:eastAsia="Microsoft YaHei"/>
+        </w:rPr>
+        <w:t>n</w:t>
+      </w:r>
+      <w:r>
+        <w:t xml:space="preserve"> 通常是离散样点序号，不直接表示秒；若采样率为 </w:t>
+      </w:r>
+      <w:r>
+        <w:rPr>
+          <w:rFonts w:ascii="Consolas" w:hAnsi="Consolas"/>
+          <w:sz w:val="20"/>
+          <w:rFonts w:ascii="Consolas" w:hAnsi="Consolas" w:eastAsia="Microsoft YaHei"/>
+        </w:rPr>
+        <w:t>fs</w:t>
+      </w:r>
+      <w:r>
+        <w:t xml:space="preserve">，可用 </w:t>
+      </w:r>
+      <w:r>
+        <w:rPr>
+          <w:rFonts w:ascii="Consolas" w:hAnsi="Consolas"/>
+          <w:sz w:val="20"/>
+          <w:rFonts w:ascii="Consolas" w:hAnsi="Consolas" w:eastAsia="Microsoft YaHei"/>
+        </w:rPr>
+        <w:t>t=n/fs</w:t>
+      </w:r>
+      <w:r>
+        <w:t xml:space="preserve"> 将序号换成时间。</w:t>
       </w:r>
     </w:p>
     <w:p>
